--- a/landing/src/content/docs/agent/instances.md.docx
+++ b/landing/src/content/docs/agent/instances.md.docx
@@ -85,6 +85,7 @@
           <w:numId w:val="2"/>
         </w:numPr>
         <w:ind w:left="720" w:hanging="360"/>
+        <w:rPr/>
       </w:pPr>
       <w:r>
         <w:rPr>
@@ -100,6 +101,7 @@
           <w:numId w:val="2"/>
         </w:numPr>
         <w:ind w:left="720" w:hanging="360"/>
+        <w:rPr/>
       </w:pPr>
       <w:r>
         <w:rPr>
@@ -115,6 +117,7 @@
           <w:numId w:val="2"/>
         </w:numPr>
         <w:ind w:left="720" w:hanging="360"/>
+        <w:rPr/>
       </w:pPr>
       <w:r>
         <w:rPr>
@@ -130,6 +133,7 @@
           <w:numId w:val="2"/>
         </w:numPr>
         <w:ind w:left="720" w:hanging="360"/>
+        <w:rPr/>
       </w:pPr>
       <w:r>
         <w:rPr>
@@ -145,6 +149,7 @@
           <w:numId w:val="2"/>
         </w:numPr>
         <w:ind w:left="720" w:hanging="360"/>
+        <w:rPr/>
       </w:pPr>
       <w:r>
         <w:rPr>
@@ -160,6 +165,7 @@
           <w:numId w:val="2"/>
         </w:numPr>
         <w:ind w:left="720" w:hanging="360"/>
+        <w:rPr/>
       </w:pPr>
       <w:r>
         <w:rPr>
@@ -175,6 +181,7 @@
           <w:numId w:val="2"/>
         </w:numPr>
         <w:ind w:left="720" w:hanging="360"/>
+        <w:rPr/>
       </w:pPr>
       <w:r>
         <w:rPr>
@@ -264,7 +271,7 @@
         <w:pStyle w:val="Heading2"/>
         <w:rPr/>
       </w:pPr>
-      <w:bookmarkStart w:colFirst="0" w:colLast="0" w:name="_i2274puulbaw" w:id="0"/>
+      <w:bookmarkStart w:colFirst="0" w:colLast="0" w:name="_22lcmdgwsgiv" w:id="0"/>
       <w:bookmarkEnd w:id="0"/>
       <w:r>
         <w:rPr>
@@ -325,7 +332,7 @@
         <w:pStyle w:val="Heading2"/>
         <w:rPr/>
       </w:pPr>
-      <w:bookmarkStart w:colFirst="0" w:colLast="0" w:name="_7xy8yxa1lnb8" w:id="1"/>
+      <w:bookmarkStart w:colFirst="0" w:colLast="0" w:name="_4x54dtgr7ll3" w:id="1"/>
       <w:bookmarkEnd w:id="1"/>
       <w:r>
         <w:rPr>
@@ -385,6 +392,7 @@
           <w:numId w:val="2"/>
         </w:numPr>
         <w:ind w:left="720" w:hanging="360"/>
+        <w:rPr/>
       </w:pPr>
       <w:r>
         <w:rPr>
@@ -400,6 +408,7 @@
           <w:numId w:val="2"/>
         </w:numPr>
         <w:ind w:left="720" w:hanging="360"/>
+        <w:rPr/>
       </w:pPr>
       <w:r>
         <w:rPr>
@@ -463,7 +472,7 @@
         <w:pStyle w:val="Heading2"/>
         <w:rPr/>
       </w:pPr>
-      <w:bookmarkStart w:colFirst="0" w:colLast="0" w:name="_wu554vc4j25h" w:id="2"/>
+      <w:bookmarkStart w:colFirst="0" w:colLast="0" w:name="_f7ewjnphx55y" w:id="2"/>
       <w:bookmarkEnd w:id="2"/>
       <w:r>
         <w:rPr>
@@ -479,6 +488,7 @@
           <w:numId w:val="1"/>
         </w:numPr>
         <w:ind w:left="720" w:hanging="360"/>
+        <w:rPr/>
       </w:pPr>
       <w:r>
         <w:rPr>
@@ -508,6 +518,7 @@
           <w:numId w:val="1"/>
         </w:numPr>
         <w:ind w:left="720" w:hanging="360"/>
+        <w:rPr/>
       </w:pPr>
       <w:r>
         <w:rPr>
@@ -523,6 +534,7 @@
           <w:numId w:val="1"/>
         </w:numPr>
         <w:ind w:left="720" w:hanging="360"/>
+        <w:rPr/>
       </w:pPr>
       <w:r>
         <w:rPr>
@@ -552,6 +564,7 @@
           <w:numId w:val="1"/>
         </w:numPr>
         <w:ind w:left="720" w:hanging="360"/>
+        <w:rPr/>
       </w:pPr>
       <w:r>
         <w:rPr>
@@ -581,6 +594,7 @@
           <w:numId w:val="1"/>
         </w:numPr>
         <w:ind w:left="720" w:hanging="360"/>
+        <w:rPr/>
       </w:pPr>
       <w:r>
         <w:rPr>
@@ -596,6 +610,7 @@
           <w:numId w:val="1"/>
         </w:numPr>
         <w:ind w:left="720" w:hanging="360"/>
+        <w:rPr/>
       </w:pPr>
       <w:r>
         <w:rPr>
@@ -659,7 +674,7 @@
         <w:pStyle w:val="Heading2"/>
         <w:rPr/>
       </w:pPr>
-      <w:bookmarkStart w:colFirst="0" w:colLast="0" w:name="_mz0e5lz9tcbz" w:id="3"/>
+      <w:bookmarkStart w:colFirst="0" w:colLast="0" w:name="_ngyoubqxklcl" w:id="3"/>
       <w:bookmarkEnd w:id="3"/>
       <w:r>
         <w:rPr>
